--- a/Docs/BILA-BIMBINGAN-35.docx
+++ b/Docs/BILA-BIMBINGAN-35.docx
@@ -5741,18 +5741,16 @@
               <w:rPr>
                 <w:webHidden/>
               </w:rPr>
-            </w:r>
-            <w:r>
-              <w:rPr>
+              <w:fldChar w:fldCharType="separate"/>
+            </w:r>
+            <w:r>
+              <w:rPr>
+                <w:b/>
+                <w:bCs/>
                 <w:webHidden/>
-              </w:rPr>
-              <w:fldChar w:fldCharType="separate"/>
-            </w:r>
-            <w:r>
-              <w:rPr>
-                <w:webHidden/>
-              </w:rPr>
-              <w:t>29</w:t>
+                <w:lang w:val="en-US"/>
+              </w:rPr>
+              <w:t>Error! Bookmark not defined.</w:t>
             </w:r>
             <w:r>
               <w:rPr>
@@ -5825,7 +5823,7 @@
               <w:rPr>
                 <w:webHidden/>
               </w:rPr>
-              <w:t>32</w:t>
+              <w:t>30</w:t>
             </w:r>
             <w:r>
               <w:rPr>
@@ -5898,7 +5896,7 @@
               <w:rPr>
                 <w:webHidden/>
               </w:rPr>
-              <w:t>34</w:t>
+              <w:t>32</w:t>
             </w:r>
             <w:r>
               <w:rPr>
@@ -5971,7 +5969,7 @@
               <w:rPr>
                 <w:webHidden/>
               </w:rPr>
-              <w:t>34</w:t>
+              <w:t>32</w:t>
             </w:r>
             <w:r>
               <w:rPr>
@@ -6044,7 +6042,7 @@
               <w:rPr>
                 <w:webHidden/>
               </w:rPr>
-              <w:t>38</w:t>
+              <w:t>36</w:t>
             </w:r>
             <w:r>
               <w:rPr>
@@ -6117,7 +6115,7 @@
               <w:rPr>
                 <w:webHidden/>
               </w:rPr>
-              <w:t>38</w:t>
+              <w:t>36</w:t>
             </w:r>
             <w:r>
               <w:rPr>
@@ -6198,7 +6196,7 @@
               <w:rPr>
                 <w:webHidden/>
               </w:rPr>
-              <w:t>46</w:t>
+              <w:t>44</w:t>
             </w:r>
             <w:r>
               <w:rPr>
@@ -6282,7 +6280,7 @@
               <w:rPr>
                 <w:webHidden/>
               </w:rPr>
-              <w:t>49</w:t>
+              <w:t>47</w:t>
             </w:r>
             <w:r>
               <w:rPr>
@@ -6357,7 +6355,7 @@
               <w:rPr>
                 <w:webHidden/>
               </w:rPr>
-              <w:t>52</w:t>
+              <w:t>50</w:t>
             </w:r>
             <w:r>
               <w:rPr>
@@ -6440,7 +6438,7 @@
               <w:rPr>
                 <w:webHidden/>
               </w:rPr>
-              <w:t>52</w:t>
+              <w:t>50</w:t>
             </w:r>
             <w:r>
               <w:rPr>
@@ -6523,7 +6521,7 @@
               <w:rPr>
                 <w:webHidden/>
               </w:rPr>
-              <w:t>55</w:t>
+              <w:t>53</w:t>
             </w:r>
             <w:r>
               <w:rPr>
@@ -6598,7 +6596,7 @@
               <w:rPr>
                 <w:webHidden/>
               </w:rPr>
-              <w:t>62</w:t>
+              <w:t>60</w:t>
             </w:r>
             <w:r>
               <w:rPr>
@@ -6673,7 +6671,7 @@
               <w:rPr>
                 <w:webHidden/>
               </w:rPr>
-              <w:t>62</w:t>
+              <w:t>60</w:t>
             </w:r>
             <w:r>
               <w:rPr>
@@ -6735,7 +6733,7 @@
               <w:rPr>
                 <w:webHidden/>
               </w:rPr>
-              <w:t>70</w:t>
+              <w:t>68</w:t>
             </w:r>
             <w:r>
               <w:rPr>
@@ -6810,7 +6808,7 @@
               <w:rPr>
                 <w:webHidden/>
               </w:rPr>
-              <w:t>70</w:t>
+              <w:t>68</w:t>
             </w:r>
             <w:r>
               <w:rPr>
@@ -6885,7 +6883,7 @@
               <w:rPr>
                 <w:webHidden/>
               </w:rPr>
-              <w:t>71</w:t>
+              <w:t>69</w:t>
             </w:r>
             <w:r>
               <w:rPr>
@@ -6946,7 +6944,7 @@
               <w:rPr>
                 <w:webHidden/>
               </w:rPr>
-              <w:t>72</w:t>
+              <w:t>70</w:t>
             </w:r>
             <w:r>
               <w:rPr>
@@ -7007,7 +7005,7 @@
               <w:rPr>
                 <w:webHidden/>
               </w:rPr>
-              <w:t>74</w:t>
+              <w:t>72</w:t>
             </w:r>
             <w:r>
               <w:rPr>
@@ -7494,7 +7492,7 @@
             <w:rStyle w:val="Hyperlink"/>
             <w:webHidden/>
           </w:rPr>
-          <w:t>29</w:t>
+          <w:t>31</w:t>
         </w:r>
         <w:r>
           <w:rPr>
@@ -7576,7 +7574,7 @@
             <w:rStyle w:val="Hyperlink"/>
             <w:webHidden/>
           </w:rPr>
-          <w:t>49</w:t>
+          <w:t>47</w:t>
         </w:r>
         <w:r>
           <w:rPr>
@@ -7651,7 +7649,7 @@
             <w:rStyle w:val="Hyperlink"/>
             <w:webHidden/>
           </w:rPr>
-          <w:t>49</w:t>
+          <w:t>47</w:t>
         </w:r>
         <w:r>
           <w:rPr>
@@ -7726,7 +7724,7 @@
             <w:rStyle w:val="Hyperlink"/>
             <w:webHidden/>
           </w:rPr>
-          <w:t>50</w:t>
+          <w:t>48</w:t>
         </w:r>
         <w:r>
           <w:rPr>
@@ -7801,7 +7799,7 @@
             <w:rStyle w:val="Hyperlink"/>
             <w:webHidden/>
           </w:rPr>
-          <w:t>50</w:t>
+          <w:t>48</w:t>
         </w:r>
         <w:r>
           <w:rPr>
@@ -7876,7 +7874,7 @@
             <w:rStyle w:val="Hyperlink"/>
             <w:webHidden/>
           </w:rPr>
-          <w:t>51</w:t>
+          <w:t>49</w:t>
         </w:r>
         <w:r>
           <w:rPr>
@@ -7951,7 +7949,7 @@
             <w:rStyle w:val="Hyperlink"/>
             <w:webHidden/>
           </w:rPr>
-          <w:t>51</w:t>
+          <w:t>49</w:t>
         </w:r>
         <w:r>
           <w:rPr>
@@ -8026,7 +8024,7 @@
             <w:rStyle w:val="Hyperlink"/>
             <w:webHidden/>
           </w:rPr>
-          <w:t>52</w:t>
+          <w:t>50</w:t>
         </w:r>
         <w:r>
           <w:rPr>
@@ -8107,7 +8105,7 @@
             <w:rStyle w:val="Hyperlink"/>
             <w:webHidden/>
           </w:rPr>
-          <w:t>63</w:t>
+          <w:t>61</w:t>
         </w:r>
         <w:r>
           <w:rPr>
@@ -8194,7 +8192,7 @@
             <w:rStyle w:val="Hyperlink"/>
             <w:webHidden/>
           </w:rPr>
-          <w:t>63</w:t>
+          <w:t>61</w:t>
         </w:r>
         <w:r>
           <w:rPr>
@@ -8269,7 +8267,7 @@
             <w:rStyle w:val="Hyperlink"/>
             <w:webHidden/>
           </w:rPr>
-          <w:t>64</w:t>
+          <w:t>62</w:t>
         </w:r>
         <w:r>
           <w:rPr>
@@ -8344,7 +8342,7 @@
             <w:rStyle w:val="Hyperlink"/>
             <w:webHidden/>
           </w:rPr>
-          <w:t>65</w:t>
+          <w:t>63</w:t>
         </w:r>
         <w:r>
           <w:rPr>
@@ -8419,7 +8417,7 @@
             <w:rStyle w:val="Hyperlink"/>
             <w:webHidden/>
           </w:rPr>
-          <w:t>66</w:t>
+          <w:t>64</w:t>
         </w:r>
         <w:r>
           <w:rPr>
@@ -8494,7 +8492,7 @@
             <w:rStyle w:val="Hyperlink"/>
             <w:webHidden/>
           </w:rPr>
-          <w:t>67</w:t>
+          <w:t>65</w:t>
         </w:r>
         <w:r>
           <w:rPr>
@@ -8569,7 +8567,7 @@
             <w:rStyle w:val="Hyperlink"/>
             <w:webHidden/>
           </w:rPr>
-          <w:t>68</w:t>
+          <w:t>66</w:t>
         </w:r>
         <w:r>
           <w:rPr>
@@ -9143,7 +9141,7 @@
           <w:rPr>
             <w:webHidden/>
           </w:rPr>
-          <w:t>37</w:t>
+          <w:t>35</w:t>
         </w:r>
         <w:r>
           <w:rPr>
@@ -9216,7 +9214,7 @@
           <w:rPr>
             <w:webHidden/>
           </w:rPr>
-          <w:t>38</w:t>
+          <w:t>36</w:t>
         </w:r>
         <w:r>
           <w:rPr>
@@ -9286,7 +9284,7 @@
           <w:rPr>
             <w:webHidden/>
           </w:rPr>
-          <w:t>39</w:t>
+          <w:t>37</w:t>
         </w:r>
         <w:r>
           <w:rPr>
@@ -9356,7 +9354,7 @@
           <w:rPr>
             <w:webHidden/>
           </w:rPr>
-          <w:t>40</w:t>
+          <w:t>38</w:t>
         </w:r>
         <w:r>
           <w:rPr>
@@ -9426,7 +9424,7 @@
           <w:rPr>
             <w:webHidden/>
           </w:rPr>
-          <w:t>40</w:t>
+          <w:t>38</w:t>
         </w:r>
         <w:r>
           <w:rPr>
@@ -9502,7 +9500,7 @@
           <w:rPr>
             <w:webHidden/>
           </w:rPr>
-          <w:t>41</w:t>
+          <w:t>39</w:t>
         </w:r>
         <w:r>
           <w:rPr>
@@ -9578,7 +9576,7 @@
           <w:rPr>
             <w:webHidden/>
           </w:rPr>
-          <w:t>42</w:t>
+          <w:t>40</w:t>
         </w:r>
         <w:r>
           <w:rPr>
@@ -9654,7 +9652,7 @@
           <w:rPr>
             <w:webHidden/>
           </w:rPr>
-          <w:t>43</w:t>
+          <w:t>41</w:t>
         </w:r>
         <w:r>
           <w:rPr>
@@ -9730,7 +9728,7 @@
           <w:rPr>
             <w:webHidden/>
           </w:rPr>
-          <w:t>44</w:t>
+          <w:t>42</w:t>
         </w:r>
         <w:r>
           <w:rPr>
@@ -9812,7 +9810,7 @@
           <w:rPr>
             <w:webHidden/>
           </w:rPr>
-          <w:t>45</w:t>
+          <w:t>43</w:t>
         </w:r>
         <w:r>
           <w:rPr>
@@ -9894,7 +9892,7 @@
           <w:rPr>
             <w:webHidden/>
           </w:rPr>
-          <w:t>46</w:t>
+          <w:t>44</w:t>
         </w:r>
         <w:r>
           <w:rPr>
@@ -9983,7 +9981,7 @@
           <w:rPr>
             <w:webHidden/>
           </w:rPr>
-          <w:t>53</w:t>
+          <w:t>51</w:t>
         </w:r>
         <w:r>
           <w:rPr>
@@ -10065,7 +10063,7 @@
           <w:rPr>
             <w:webHidden/>
           </w:rPr>
-          <w:t>53</w:t>
+          <w:t>51</w:t>
         </w:r>
         <w:r>
           <w:rPr>
@@ -10147,7 +10145,7 @@
           <w:rPr>
             <w:webHidden/>
           </w:rPr>
-          <w:t>54</w:t>
+          <w:t>52</w:t>
         </w:r>
         <w:r>
           <w:rPr>
@@ -10229,7 +10227,7 @@
           <w:rPr>
             <w:webHidden/>
           </w:rPr>
-          <w:t>54</w:t>
+          <w:t>52</w:t>
         </w:r>
         <w:r>
           <w:rPr>
@@ -10311,7 +10309,7 @@
           <w:rPr>
             <w:webHidden/>
           </w:rPr>
-          <w:t>55</w:t>
+          <w:t>53</w:t>
         </w:r>
         <w:r>
           <w:rPr>
@@ -10387,7 +10385,7 @@
           <w:rPr>
             <w:webHidden/>
           </w:rPr>
-          <w:t>55</w:t>
+          <w:t>53</w:t>
         </w:r>
         <w:r>
           <w:rPr>
@@ -10463,7 +10461,7 @@
           <w:rPr>
             <w:webHidden/>
           </w:rPr>
-          <w:t>56</w:t>
+          <w:t>54</w:t>
         </w:r>
         <w:r>
           <w:rPr>
@@ -10539,7 +10537,7 @@
           <w:rPr>
             <w:webHidden/>
           </w:rPr>
-          <w:t>57</w:t>
+          <w:t>55</w:t>
         </w:r>
         <w:r>
           <w:rPr>
@@ -10608,7 +10606,7 @@
           <w:rPr>
             <w:webHidden/>
           </w:rPr>
-          <w:t>57</w:t>
+          <w:t>55</w:t>
         </w:r>
         <w:r>
           <w:rPr>
@@ -10697,7 +10695,7 @@
           <w:rPr>
             <w:webHidden/>
           </w:rPr>
-          <w:t>58</w:t>
+          <w:t>56</w:t>
         </w:r>
         <w:r>
           <w:rPr>
@@ -10766,7 +10764,7 @@
           <w:rPr>
             <w:webHidden/>
           </w:rPr>
-          <w:t>58</w:t>
+          <w:t>56</w:t>
         </w:r>
         <w:r>
           <w:rPr>
@@ -10835,7 +10833,7 @@
           <w:rPr>
             <w:webHidden/>
           </w:rPr>
-          <w:t>59</w:t>
+          <w:t>57</w:t>
         </w:r>
         <w:r>
           <w:rPr>
@@ -10904,7 +10902,7 @@
           <w:rPr>
             <w:webHidden/>
           </w:rPr>
-          <w:t>60</w:t>
+          <w:t>58</w:t>
         </w:r>
         <w:r>
           <w:rPr>
@@ -10986,7 +10984,7 @@
           <w:rPr>
             <w:webHidden/>
           </w:rPr>
-          <w:t>60</w:t>
+          <w:t>58</w:t>
         </w:r>
         <w:r>
           <w:rPr>
@@ -11055,7 +11053,7 @@
           <w:rPr>
             <w:webHidden/>
           </w:rPr>
-          <w:t>61</w:t>
+          <w:t>59</w:t>
         </w:r>
         <w:r>
           <w:rPr>
@@ -11125,7 +11123,7 @@
           <w:rPr>
             <w:webHidden/>
           </w:rPr>
-          <w:t>61</w:t>
+          <w:t>59</w:t>
         </w:r>
         <w:r>
           <w:rPr>
@@ -11194,7 +11192,7 @@
           <w:rPr>
             <w:webHidden/>
           </w:rPr>
-          <w:t>62</w:t>
+          <w:t>60</w:t>
         </w:r>
         <w:r>
           <w:rPr>
